--- a/preview/largedocxs/36-fullstack-dev.docx
+++ b/preview/largedocxs/36-fullstack-dev.docx
@@ -133,7 +133,7 @@
                 <w:sz w:val="20"/>
                 <w:szCs w:val="20"/>
               </w:rPr>
-              <w:t xml:space="preserve">CERTIFICATIONS &amp; AWARDS</w:t>
+              <w:t xml:space="preserve">CERTIFICATIONS AND AWARDS</w:t>
             </w:r>
           </w:p>
           <w:p>
@@ -148,7 +148,7 @@
                 <w:sz w:val="19"/>
                 <w:szCs w:val="19"/>
               </w:rPr>
-              <w:t xml:space="preserve">• AWS Certified Solutions Architect – Professional</w:t>
+              <w:t xml:space="preserve">• AWS Certified Solutions Architect - Professional</w:t>
             </w:r>
           </w:p>
           <w:p>
@@ -238,7 +238,7 @@
                 <w:sz w:val="19"/>
                 <w:szCs w:val="19"/>
               </w:rPr>
-              <w:t xml:space="preserve">• Distinguished Engineering Award, Hyperscale Cloud Infrastructure Corporation, 2023</w:t>
+              <w:t xml:space="preserve">• Distinguished Engineering Award, 2023</w:t>
             </w:r>
           </w:p>
           <w:p>
@@ -467,7 +467,7 @@
                       <w:sz w:val="21"/>
                       <w:szCs w:val="21"/>
                     </w:rPr>
-                    <w:t xml:space="preserve">Principal Software Engineer &amp; Technical Lead</w:t>
+                    <w:t xml:space="preserve">Principal Software Engineer and Technical Lead</w:t>
                   </w:r>
                 </w:p>
               </w:tc>
@@ -1662,7 +1662,7 @@
               </w:rPr>
               <w:t xml:space="preserve">Demo: </w:t>
             </w:r>
-            <w:hyperlink w:history="1" r:id="rIdynvhq-jtwwms8mb_4p4w0">
+            <w:hyperlink w:history="1" r:id="rIdtu7rv9qvfpqrkfgtohqny">
               <w:r>
                 <w:rPr>
                   <w:color w:val="111827"/>
@@ -1690,7 +1690,7 @@
               </w:rPr>
               <w:t xml:space="preserve">Code: </w:t>
             </w:r>
-            <w:hyperlink w:history="1" r:id="rIdd2hfeabhofsgjkevlggau">
+            <w:hyperlink w:history="1" r:id="rIdfeaejktppoxi0f1udrd2t">
               <w:r>
                 <w:rPr>
                   <w:color w:val="111827"/>
@@ -1795,7 +1795,7 @@
               </w:rPr>
               <w:t xml:space="preserve">Demo: </w:t>
             </w:r>
-            <w:hyperlink w:history="1" r:id="rIdt-z1z3f685tpwgb0kjker">
+            <w:hyperlink w:history="1" r:id="rIdymqasua5a59z3ufvkjqhy">
               <w:r>
                 <w:rPr>
                   <w:color w:val="111827"/>
@@ -1885,7 +1885,7 @@
               </w:rPr>
               <w:t xml:space="preserve">Demo: </w:t>
             </w:r>
-            <w:hyperlink w:history="1" r:id="rIdworikd1he4v74tmejdtu8">
+            <w:hyperlink w:history="1" r:id="rIdyawzkpsbfqrhurhquavzk">
               <w:r>
                 <w:rPr>
                   <w:color w:val="111827"/>
@@ -1930,7 +1930,7 @@
               </w:rPr>
               <w:t xml:space="preserve">Code: </w:t>
             </w:r>
-            <w:hyperlink w:history="1" r:id="rId19uupg3wl5iu3roshp1pw">
+            <w:hyperlink w:history="1" r:id="rIdv9nbpowmyygjnsini66lu">
               <w:r>
                 <w:rPr>
                   <w:color w:val="111827"/>
@@ -2362,37 +2362,37 @@
                 <w:sz w:val="22"/>
                 <w:szCs w:val="22"/>
               </w:rPr>
-              <w:t xml:space="preserve">SPEAKING &amp; PUBLICATIONS</w:t>
-            </w:r>
-          </w:p>
-          <w:p>
-            <w:pPr>
-              <w:spacing w:after="50"/>
-              <w:ind w:left="240"/>
-            </w:pPr>
-            <w:r>
-              <w:rPr>
-                <w:rFonts w:ascii="Helvetica" w:cs="Helvetica" w:eastAsia="Helvetica" w:hAnsi="Helvetica"/>
-                <w:color w:val="374151"/>
-                <w:sz w:val="19"/>
-                <w:szCs w:val="19"/>
-              </w:rPr>
-              <w:t xml:space="preserve">• Keynote: 'Designing Resilient Systems at Planet Scale' — Global Cloud Summit 2023.</w:t>
-            </w:r>
-          </w:p>
-          <w:p>
-            <w:pPr>
-              <w:spacing w:after="50"/>
-              <w:ind w:left="240"/>
-            </w:pPr>
-            <w:r>
-              <w:rPr>
-                <w:rFonts w:ascii="Helvetica" w:cs="Helvetica" w:eastAsia="Helvetica" w:hAnsi="Helvetica"/>
-                <w:color w:val="374151"/>
-                <w:sz w:val="19"/>
-                <w:szCs w:val="19"/>
-              </w:rPr>
-              <w:t xml:space="preserve">• Conference talk: 'The Pragmatic Path to Microservices' — QCon San Francisco 2022.</w:t>
+              <w:t xml:space="preserve">SPEAKING AND PUBLICATIONS</w:t>
+            </w:r>
+          </w:p>
+          <w:p>
+            <w:pPr>
+              <w:spacing w:after="50"/>
+              <w:ind w:left="240"/>
+            </w:pPr>
+            <w:r>
+              <w:rPr>
+                <w:rFonts w:ascii="Helvetica" w:cs="Helvetica" w:eastAsia="Helvetica" w:hAnsi="Helvetica"/>
+                <w:color w:val="374151"/>
+                <w:sz w:val="19"/>
+                <w:szCs w:val="19"/>
+              </w:rPr>
+              <w:t xml:space="preserve">• Keynote: Designing Resilient Systems at Planet Scale - Global Cloud Summit 2023.</w:t>
+            </w:r>
+          </w:p>
+          <w:p>
+            <w:pPr>
+              <w:spacing w:after="50"/>
+              <w:ind w:left="240"/>
+            </w:pPr>
+            <w:r>
+              <w:rPr>
+                <w:rFonts w:ascii="Helvetica" w:cs="Helvetica" w:eastAsia="Helvetica" w:hAnsi="Helvetica"/>
+                <w:color w:val="374151"/>
+                <w:sz w:val="19"/>
+                <w:szCs w:val="19"/>
+              </w:rPr>
+              <w:t xml:space="preserve">• Conference talk: The Pragmatic Path to Microservices - QCon San Francisco 2022.</w:t>
             </w:r>
           </w:p>
           <w:p>
@@ -2477,7 +2477,7 @@
               </w:rPr>
               <w:t xml:space="preserve">Portfolio: </w:t>
             </w:r>
-            <w:hyperlink w:history="1" r:id="rIdoffyzn8lbr_0moubsjbyi">
+            <w:hyperlink w:history="1" r:id="rIdceg8gkgngqh9uu_wr7pzr">
               <w:r>
                 <w:rPr>
                   <w:color w:val="111827"/>
@@ -2503,7 +2503,7 @@
               </w:rPr>
               <w:t xml:space="preserve">GitHub: </w:t>
             </w:r>
-            <w:hyperlink w:history="1" r:id="rIdenohithncdudbg4u1lszz">
+            <w:hyperlink w:history="1" r:id="rIdytolht9wybhks8qex7k-x">
               <w:r>
                 <w:rPr>
                   <w:color w:val="111827"/>
@@ -2529,7 +2529,7 @@
               </w:rPr>
               <w:t xml:space="preserve">Case Studies: </w:t>
             </w:r>
-            <w:hyperlink w:history="1" r:id="rIdbqvt7-27cen7ytdkmdl48">
+            <w:hyperlink w:history="1" r:id="rIdho2dkcztemddw5ctt71io">
               <w:r>
                 <w:rPr>
                   <w:color w:val="111827"/>
